--- a/Naylor_Model_Results_and_Discussion.docx
+++ b/Naylor_Model_Results_and_Discussion.docx
@@ -764,7 +764,7 @@
               <w:rPr>
                 <w:sz w:val="17"/>
               </w:rPr>
-              <w:t>24.630 − 0.4569·s</w:t>
+              <w:t>23.177 − 0.4033·s</w:t>
             </w:r>
           </w:p>
         </w:tc>
@@ -874,7 +874,7 @@
               <w:rPr>
                 <w:sz w:val="17"/>
               </w:rPr>
-              <w:t>36.841 − 0.8893·s</w:t>
+              <w:t>32.186 − 0.7206·s</w:t>
             </w:r>
           </w:p>
         </w:tc>
@@ -978,7 +978,7 @@
               <w:rPr>
                 <w:sz w:val="17"/>
               </w:rPr>
-              <w:t>29.691 − 0.6363·s</w:t>
+              <w:t>26.898 − 0.5345·s</w:t>
             </w:r>
           </w:p>
         </w:tc>
@@ -1356,7 +1356,7 @@
               <w:rPr>
                 <w:sz w:val="17"/>
               </w:rPr>
-              <w:t>11.72</w:t>
+              <w:t>11.83</w:t>
             </w:r>
           </w:p>
         </w:tc>
@@ -1374,7 +1374,7 @@
               <w:rPr>
                 <w:sz w:val="17"/>
               </w:rPr>
-              <w:t>1.91</w:t>
+              <w:t>1.59</w:t>
             </w:r>
           </w:p>
         </w:tc>
@@ -1392,7 +1392,7 @@
               <w:rPr>
                 <w:sz w:val="17"/>
               </w:rPr>
-              <w:t>7.97</w:t>
+              <w:t>8.72</w:t>
             </w:r>
           </w:p>
         </w:tc>
@@ -1410,7 +1410,7 @@
               <w:rPr>
                 <w:sz w:val="17"/>
               </w:rPr>
-              <w:t>10.39</w:t>
+              <w:t>10.71</w:t>
             </w:r>
           </w:p>
         </w:tc>
@@ -1428,7 +1428,7 @@
               <w:rPr>
                 <w:sz w:val="17"/>
               </w:rPr>
-              <w:t>11.39</w:t>
+              <w:t>11.51</w:t>
             </w:r>
           </w:p>
         </w:tc>
@@ -1446,7 +1446,7 @@
               <w:rPr>
                 <w:sz w:val="17"/>
               </w:rPr>
-              <w:t>12.74</w:t>
+              <w:t>12.65</w:t>
             </w:r>
           </w:p>
         </w:tc>
@@ -1464,7 +1464,7 @@
               <w:rPr>
                 <w:sz w:val="17"/>
               </w:rPr>
-              <w:t>23.80</w:t>
+              <w:t>21.58</w:t>
             </w:r>
           </w:p>
         </w:tc>
@@ -1517,7 +1517,7 @@
               <w:rPr>
                 <w:sz w:val="17"/>
               </w:rPr>
-              <w:t>1.66</w:t>
+              <w:t>1.40</w:t>
             </w:r>
           </w:p>
         </w:tc>
@@ -1534,7 +1534,7 @@
               <w:rPr>
                 <w:sz w:val="17"/>
               </w:rPr>
-              <w:t>-4.03</w:t>
+              <w:t>-3.18</w:t>
             </w:r>
           </w:p>
         </w:tc>
@@ -1551,7 +1551,7 @@
               <w:rPr>
                 <w:sz w:val="17"/>
               </w:rPr>
-              <w:t>-1.06</w:t>
+              <w:t>-0.88</w:t>
             </w:r>
           </w:p>
         </w:tc>
@@ -1568,7 +1568,7 @@
               <w:rPr>
                 <w:sz w:val="17"/>
               </w:rPr>
-              <w:t>-0.17</w:t>
+              <w:t>-0.13</w:t>
             </w:r>
           </w:p>
         </w:tc>
@@ -1585,7 +1585,7 @@
               <w:rPr>
                 <w:sz w:val="17"/>
               </w:rPr>
-              <w:t>0.97</w:t>
+              <w:t>0.81</w:t>
             </w:r>
           </w:p>
         </w:tc>
@@ -1602,7 +1602,7 @@
               <w:rPr>
                 <w:sz w:val="17"/>
               </w:rPr>
-              <w:t>9.99</w:t>
+              <w:t>8.06</w:t>
             </w:r>
           </w:p>
         </w:tc>
@@ -2527,7 +2527,7 @@
               <w:rPr>
                 <w:sz w:val="17"/>
               </w:rPr>
-              <w:t>13.20</w:t>
+              <w:t>13.02</w:t>
             </w:r>
           </w:p>
         </w:tc>
@@ -2544,7 +2544,7 @@
               <w:rPr>
                 <w:sz w:val="17"/>
               </w:rPr>
-              <w:t>+0.13</w:t>
+              <w:t>+0.10</w:t>
             </w:r>
           </w:p>
         </w:tc>
@@ -2689,7 +2689,7 @@
               <w:rPr>
                 <w:sz w:val="17"/>
               </w:rPr>
-              <w:t>11.90</w:t>
+              <w:t>11.98</w:t>
             </w:r>
           </w:p>
         </w:tc>
@@ -2707,7 +2707,7 @@
               <w:rPr>
                 <w:sz w:val="17"/>
               </w:rPr>
-              <w:t>-0.18</w:t>
+              <w:t>-0.14</w:t>
             </w:r>
           </w:p>
         </w:tc>
@@ -2846,7 +2846,7 @@
               <w:rPr>
                 <w:sz w:val="17"/>
               </w:rPr>
-              <w:t>11.45</w:t>
+              <w:t>11.63</w:t>
             </w:r>
           </w:p>
         </w:tc>
@@ -2863,7 +2863,7 @@
               <w:rPr>
                 <w:sz w:val="17"/>
               </w:rPr>
-              <w:t>-0.18</w:t>
+              <w:t>-0.13</w:t>
             </w:r>
           </w:p>
         </w:tc>
@@ -3008,7 +3008,7 @@
               <w:rPr>
                 <w:sz w:val="17"/>
               </w:rPr>
-              <w:t>11.06</w:t>
+              <w:t>11.27</w:t>
             </w:r>
           </w:p>
         </w:tc>
@@ -3026,7 +3026,7 @@
               <w:rPr>
                 <w:sz w:val="17"/>
               </w:rPr>
-              <w:t>-0.13</w:t>
+              <w:t>-0.14</w:t>
             </w:r>
           </w:p>
         </w:tc>
@@ -3165,7 +3165,7 @@
               <w:rPr>
                 <w:sz w:val="17"/>
               </w:rPr>
-              <w:t>10.81</w:t>
+              <w:t>11.11</w:t>
             </w:r>
           </w:p>
         </w:tc>
@@ -3182,7 +3182,7 @@
               <w:rPr>
                 <w:sz w:val="17"/>
               </w:rPr>
-              <w:t>+0.35</w:t>
+              <w:t>+0.30</w:t>
             </w:r>
           </w:p>
         </w:tc>
@@ -4494,7 +4494,7 @@
           <w:i w:val="0"/>
           <w:sz w:val="20"/>
         </w:rPr>
-        <w:t>At the season grain the two correlate +0.871, which invites the conclusion that carrying both is redundant. Ranking the runners shows otherwise: 48.7% of runner-seasons move more than 10 percentile points between the two, 23.7% move more than 20, and the largest single move is 59 points.</w:t>
+        <w:t>At the season grain the two correlate +0.878, which invites the conclusion that carrying both is redundant. Ranking the runners shows otherwise: 44.9% of runner-seasons move more than 10 percentile points between the two, 22.1% move more than 20, and the largest single move is 58 points.</w:t>
       </w:r>
     </w:p>
     <w:tbl>
@@ -4741,7 +4741,7 @@
               <w:rPr>
                 <w:sz w:val="17"/>
               </w:rPr>
-              <w:t>12.9 ft</w:t>
+              <w:t>12.5 ft</w:t>
             </w:r>
           </w:p>
         </w:tc>
@@ -4758,7 +4758,7 @@
               <w:rPr>
                 <w:sz w:val="17"/>
               </w:rPr>
-              <w:t>79th</w:t>
+              <w:t>73rd</w:t>
             </w:r>
           </w:p>
         </w:tc>
@@ -4775,7 +4775,7 @@
               <w:rPr>
                 <w:sz w:val="17"/>
               </w:rPr>
-              <w:t>-1.2 ft</w:t>
+              <w:t>-1.3 ft</w:t>
             </w:r>
           </w:p>
         </w:tc>
@@ -4792,7 +4792,7 @@
               <w:rPr>
                 <w:sz w:val="17"/>
               </w:rPr>
-              <w:t>21st</w:t>
+              <w:t>15th</w:t>
             </w:r>
           </w:p>
         </w:tc>
@@ -4809,7 +4809,7 @@
               <w:rPr>
                 <w:sz w:val="17"/>
               </w:rPr>
-              <w:t>+59</w:t>
+              <w:t>+58</w:t>
             </w:r>
           </w:p>
         </w:tc>
@@ -4829,7 +4829,7 @@
               <w:rPr>
                 <w:sz w:val="17"/>
               </w:rPr>
-              <w:t>Manny Machado</w:t>
+              <w:t>Kyle Tucker</w:t>
             </w:r>
           </w:p>
         </w:tc>
@@ -4847,7 +4847,7 @@
               <w:rPr>
                 <w:sz w:val="17"/>
               </w:rPr>
-              <w:t>2025</w:t>
+              <w:t>2024</w:t>
             </w:r>
           </w:p>
         </w:tc>
@@ -4865,7 +4865,7 @@
               <w:rPr>
                 <w:sz w:val="17"/>
               </w:rPr>
-              <w:t>25.8</w:t>
+              <w:t>26.0</w:t>
             </w:r>
           </w:p>
         </w:tc>
@@ -4883,7 +4883,7 @@
               <w:rPr>
                 <w:sz w:val="17"/>
               </w:rPr>
-              <w:t>12.9 ft</w:t>
+              <w:t>12.7 ft</w:t>
             </w:r>
           </w:p>
         </w:tc>
@@ -4901,7 +4901,7 @@
               <w:rPr>
                 <w:sz w:val="17"/>
               </w:rPr>
-              <w:t>78th</w:t>
+              <w:t>77th</w:t>
             </w:r>
           </w:p>
         </w:tc>
@@ -4919,7 +4919,7 @@
               <w:rPr>
                 <w:sz w:val="17"/>
               </w:rPr>
-              <w:t>-1.0 ft</w:t>
+              <w:t>-0.7 ft</w:t>
             </w:r>
           </w:p>
         </w:tc>
@@ -4937,7 +4937,7 @@
               <w:rPr>
                 <w:sz w:val="17"/>
               </w:rPr>
-              <w:t>27th</w:t>
+              <w:t>31st</w:t>
             </w:r>
           </w:p>
         </w:tc>
@@ -4955,7 +4955,7 @@
               <w:rPr>
                 <w:sz w:val="17"/>
               </w:rPr>
-              <w:t>+51</w:t>
+              <w:t>+46</w:t>
             </w:r>
           </w:p>
         </w:tc>
@@ -4974,7 +4974,7 @@
               <w:rPr>
                 <w:sz w:val="17"/>
               </w:rPr>
-              <w:t>Kyle Tucker</w:t>
+              <w:t>Manny Machado</w:t>
             </w:r>
           </w:p>
         </w:tc>
@@ -4991,7 +4991,7 @@
               <w:rPr>
                 <w:sz w:val="17"/>
               </w:rPr>
-              <w:t>2024</w:t>
+              <w:t>2025</w:t>
             </w:r>
           </w:p>
         </w:tc>
@@ -5008,7 +5008,7 @@
               <w:rPr>
                 <w:sz w:val="17"/>
               </w:rPr>
-              <w:t>26.0</w:t>
+              <w:t>25.8</w:t>
             </w:r>
           </w:p>
         </w:tc>
@@ -5025,7 +5025,7 @@
               <w:rPr>
                 <w:sz w:val="17"/>
               </w:rPr>
-              <w:t>12.8 ft</w:t>
+              <w:t>13.1 ft</w:t>
             </w:r>
           </w:p>
         </w:tc>
@@ -5042,7 +5042,7 @@
               <w:rPr>
                 <w:sz w:val="17"/>
               </w:rPr>
-              <w:t>76th</w:t>
+              <w:t>83rd</w:t>
             </w:r>
           </w:p>
         </w:tc>
@@ -5059,7 +5059,7 @@
               <w:rPr>
                 <w:sz w:val="17"/>
               </w:rPr>
-              <w:t>-0.9 ft</w:t>
+              <w:t>-0.5 ft</w:t>
             </w:r>
           </w:p>
         </w:tc>
@@ -5076,7 +5076,7 @@
               <w:rPr>
                 <w:sz w:val="17"/>
               </w:rPr>
-              <w:t>29th</w:t>
+              <w:t>38th</w:t>
             </w:r>
           </w:p>
         </w:tc>
@@ -5093,7 +5093,7 @@
               <w:rPr>
                 <w:sz w:val="17"/>
               </w:rPr>
-              <w:t>+46</w:t>
+              <w:t>+44</w:t>
             </w:r>
           </w:p>
         </w:tc>
@@ -5113,7 +5113,7 @@
               <w:rPr>
                 <w:sz w:val="17"/>
               </w:rPr>
-              <w:t>Bobby Witt Jr.</w:t>
+              <w:t>Victor Scott II</w:t>
             </w:r>
           </w:p>
         </w:tc>
@@ -5131,7 +5131,7 @@
               <w:rPr>
                 <w:sz w:val="17"/>
               </w:rPr>
-              <w:t>2023</w:t>
+              <w:t>2025</w:t>
             </w:r>
           </w:p>
         </w:tc>
@@ -5149,7 +5149,7 @@
               <w:rPr>
                 <w:sz w:val="17"/>
               </w:rPr>
-              <w:t>30.5</w:t>
+              <w:t>30.2</w:t>
             </w:r>
           </w:p>
         </w:tc>
@@ -5167,7 +5167,7 @@
               <w:rPr>
                 <w:sz w:val="17"/>
               </w:rPr>
-              <w:t>9.6 ft</w:t>
+              <w:t>10.7 ft</w:t>
             </w:r>
           </w:p>
         </w:tc>
@@ -5185,7 +5185,7 @@
               <w:rPr>
                 <w:sz w:val="17"/>
               </w:rPr>
-              <w:t>7th</w:t>
+              <w:t>23rd</w:t>
             </w:r>
           </w:p>
         </w:tc>
@@ -5203,7 +5203,7 @@
               <w:rPr>
                 <w:sz w:val="17"/>
               </w:rPr>
-              <w:t>-0.2 ft</w:t>
+              <w:t>+0.2 ft</w:t>
             </w:r>
           </w:p>
         </w:tc>
@@ -5221,7 +5221,7 @@
               <w:rPr>
                 <w:sz w:val="17"/>
               </w:rPr>
-              <w:t>51st</w:t>
+              <w:t>63rd</w:t>
             </w:r>
           </w:p>
         </w:tc>
@@ -5239,7 +5239,7 @@
               <w:rPr>
                 <w:sz w:val="17"/>
               </w:rPr>
-              <w:t>-44</w:t>
+              <w:t>-41</w:t>
             </w:r>
           </w:p>
         </w:tc>
@@ -5258,7 +5258,7 @@
               <w:rPr>
                 <w:sz w:val="17"/>
               </w:rPr>
-              <w:t>Byron Buxton</w:t>
+              <w:t>Bobby Witt Jr.</w:t>
             </w:r>
           </w:p>
         </w:tc>
@@ -5309,7 +5309,7 @@
               <w:rPr>
                 <w:sz w:val="17"/>
               </w:rPr>
-              <w:t>10.0 ft</w:t>
+              <w:t>10.8 ft</w:t>
             </w:r>
           </w:p>
         </w:tc>
@@ -5326,7 +5326,7 @@
               <w:rPr>
                 <w:sz w:val="17"/>
               </w:rPr>
-              <w:t>14th</w:t>
+              <w:t>27th</w:t>
             </w:r>
           </w:p>
         </w:tc>
@@ -5343,7 +5343,7 @@
               <w:rPr>
                 <w:sz w:val="17"/>
               </w:rPr>
-              <w:t>+0.0 ft</w:t>
+              <w:t>+0.4 ft</w:t>
             </w:r>
           </w:p>
         </w:tc>
@@ -5360,7 +5360,7 @@
               <w:rPr>
                 <w:sz w:val="17"/>
               </w:rPr>
-              <w:t>56th</w:t>
+              <w:t>67th</w:t>
             </w:r>
           </w:p>
         </w:tc>
@@ -5377,7 +5377,7 @@
               <w:rPr>
                 <w:sz w:val="17"/>
               </w:rPr>
-              <w:t>-42</w:t>
+              <w:t>-41</w:t>
             </w:r>
           </w:p>
         </w:tc>
@@ -5397,7 +5397,7 @@
               <w:rPr>
                 <w:sz w:val="17"/>
               </w:rPr>
-              <w:t>Victor Scott II</w:t>
+              <w:t>Bobby Witt Jr.</w:t>
             </w:r>
           </w:p>
         </w:tc>
@@ -5415,7 +5415,7 @@
               <w:rPr>
                 <w:sz w:val="17"/>
               </w:rPr>
-              <w:t>2025</w:t>
+              <w:t>2023</w:t>
             </w:r>
           </w:p>
         </w:tc>
@@ -5433,7 +5433,7 @@
               <w:rPr>
                 <w:sz w:val="17"/>
               </w:rPr>
-              <w:t>30.2</w:t>
+              <w:t>30.5</w:t>
             </w:r>
           </w:p>
         </w:tc>
@@ -5451,7 +5451,7 @@
               <w:rPr>
                 <w:sz w:val="17"/>
               </w:rPr>
-              <w:t>10.2 ft</w:t>
+              <w:t>10.0 ft</w:t>
             </w:r>
           </w:p>
         </w:tc>
@@ -5469,7 +5469,7 @@
               <w:rPr>
                 <w:sz w:val="17"/>
               </w:rPr>
-              <w:t>19th</w:t>
+              <w:t>7th</w:t>
             </w:r>
           </w:p>
         </w:tc>
@@ -5487,7 +5487,7 @@
               <w:rPr>
                 <w:sz w:val="17"/>
               </w:rPr>
-              <w:t>+0.2 ft</w:t>
+              <w:t>-0.2 ft</w:t>
             </w:r>
           </w:p>
         </w:tc>
@@ -5505,7 +5505,7 @@
               <w:rPr>
                 <w:sz w:val="17"/>
               </w:rPr>
-              <w:t>61st</w:t>
+              <w:t>48th</w:t>
             </w:r>
           </w:p>
         </w:tc>
@@ -5523,7 +5523,7 @@
               <w:rPr>
                 <w:sz w:val="17"/>
               </w:rPr>
-              <w:t>-41</w:t>
+              <w:t>-40</w:t>
             </w:r>
           </w:p>
         </w:tc>
@@ -5843,7 +5843,7 @@
               <w:rPr>
                 <w:sz w:val="17"/>
               </w:rPr>
-              <w:t>+0.08</w:t>
+              <w:t>+0.10</w:t>
             </w:r>
           </w:p>
         </w:tc>
@@ -5931,7 +5931,7 @@
               <w:rPr>
                 <w:sz w:val="17"/>
               </w:rPr>
-              <w:t>+0.15</w:t>
+              <w:t>+0.16</w:t>
             </w:r>
           </w:p>
         </w:tc>
@@ -6201,7 +6201,7 @@
               <w:rPr>
                 <w:sz w:val="17"/>
               </w:rPr>
-              <w:t>+0.48</w:t>
+              <w:t>+0.46</w:t>
             </w:r>
           </w:p>
         </w:tc>
@@ -6250,7 +6250,7 @@
           <w:i w:val="0"/>
           <w:sz w:val="19"/>
         </w:rPr>
-        <w:t>The pattern is consistent and worth stating plainly rather than spinning. Steal+ describes the season it is computed on extremely well (0.64 against net steals, 0.89 against success rate) and forecasts the next one weakly (0.17 and 0.23). Burst is the mirror image: it barely describes the current season's outcomes (0.08 and 0.15) and is the most self-stable quantity in the model (0.48). Net Bases Gained remains the best single predictor of next year's raw volume (0.38), and the model does not claim otherwise.</w:t>
+        <w:t>The pattern is consistent and worth stating plainly rather than spinning. Steal+ describes the season it is computed on extremely well (+0.64 against net steals, +0.89 against success rate) and forecasts the next one weakly (+0.17 and +0.23). Burst is the mirror image: it barely describes the current season's outcomes (+0.10 and +0.16) and is the most self-stable quantity in the model (+0.46). Net Bases Gained remains the best single predictor of next year's raw volume (+0.38), and the model does not claim otherwise.</w:t>
       </w:r>
     </w:p>
     <w:p>
@@ -10244,7 +10244,7 @@
           <w:i w:val="0"/>
           <w:sz w:val="19"/>
         </w:rPr>
-        <w:t>Between the pre- and post-2023 fits: the league success rate rose 76.4% → 80.4%; the value of one extra ft/s of sprint speed fell +2.20 → +1.14 percentage points, a 48% reduction; and the ground-gained slope steepened −0.457 → −0.889 ft per ft/s, so the ground-gained gap between slow and fast runners nearly doubled. The correlation between ground gained and speed strengthened from −0.301 to −0.492 over the same break.</w:t>
+        <w:t>Between the pre- and post-2023 fits: the league success rate rose 76.4% → 80.4%; the value of one extra ft/s of sprint speed fell +2.20 → +1.14 percentage points, a 48% reduction; and the ground-gained slope steepened -0.403 → -0.721 ft per ft/s (1.8× steeper), so the ground-gained gap between slow and fast runners widened. The correlation between ground gained and speed strengthened from -0.296 to -0.478 over the same break.</w:t>
       </w:r>
     </w:p>
     <w:tbl>
@@ -10483,7 +10483,7 @@
               <w:rPr>
                 <w:sz w:val="17"/>
               </w:rPr>
-              <w:t>-0.000 → -0.159</w:t>
+              <w:t>-0.000 → -0.139</w:t>
             </w:r>
           </w:p>
         </w:tc>
@@ -10593,7 +10593,7 @@
               <w:rPr>
                 <w:sz w:val="17"/>
               </w:rPr>
-              <w:t>+0.000 → +0.123</w:t>
+              <w:t>+0.000 → +0.100</w:t>
             </w:r>
           </w:p>
         </w:tc>
@@ -11194,7 +11194,7 @@
               <w:rPr>
                 <w:sz w:val="17"/>
               </w:rPr>
-              <w:t>b₁ &lt; 0 in all three eras with 1,142 runner-seasons; 23.7% of runners move &gt;20 percentile points between raw and adjusted.</w:t>
+              <w:t>b₁ &lt; 0 in all three eras with 1,142 runner-seasons; 22.1% of runners move &gt;20 percentile points between raw and adjusted.</w:t>
             </w:r>
           </w:p>
         </w:tc>
@@ -11511,7 +11511,7 @@
           <w:i w:val="0"/>
           <w:sz w:val="19"/>
         </w:rPr>
-        <w:t>Burst separates them by subtracting the speed-conditional expectation. The steepening of the slope after 2023 (−0.457 → −0.889) is consistent with the disengagement limit: once a pitcher can be held to a fixed number of throws over, the option to take a large lead becomes far more valuable, and the runners with most to gain from exercising it are the slow ones.</w:t>
+        <w:t>Burst separates them by subtracting the speed-conditional expectation. The steepening of the slope after 2023 (-0.403 → -0.721) is consistent with the disengagement limit: once a pitcher can be held to a fixed number of throws over, the option to take a large lead becomes far more valuable, and the runners with most to gain from exercising it are the slow ones.</w:t>
       </w:r>
     </w:p>
     <w:p>
@@ -11708,7 +11708,7 @@
         <w:rPr>
           <w:sz w:val="19"/>
         </w:rPr>
-        <w:t>The suspected Burst/ground collinearity in the calculator did not exist. VIFs were 1.08 / 1.19 / 1.24 with a condition number of 1.61. The 0.87 correlation cited against them is a SEASON-grain figure; at the pitch grain the pair correlates 0.371. Burst was still removed, but for sample size and accuracy, and conflating those two justifications would have been a reporting error of its own.</w:t>
+        <w:t>The suspected Burst/ground collinearity in the calculator did not exist. VIFs were 1.08 / 1.19 / 1.24 with a condition number of 1.61. The 0.88 correlation cited against them is a SEASON-grain figure; at the pitch grain the pair correlates 0.371. Burst was still removed, but for sample size and accuracy, and conflating those two justifications would have been a reporting error of its own.</w:t>
       </w:r>
     </w:p>
     <w:p>
@@ -12598,7 +12598,7 @@
           <w:i w:val="0"/>
           <w:sz w:val="20"/>
         </w:rPr>
-        <w:t>Josh Naylor remains the clearest illustration, and the trajectory is more interesting than the single season: 2023, 25.8 ft/s and Steal+ +0.1 at the 45th percentile; 2025, 24.4 ft/s and Steal+ +12.0 at the 99th; 2026 to date, 24.6 ft/s and the largest Burst of his career at +2.9 ft. His sprint speed declined across that span while his ground gained rose monotonically from 14.5 to 17.9 feet. That is a single case and it is confounded by role, opportunity and team, so it cannot carry a causal claim on its own — but it is exactly the pattern the model was built to be able to see, and a raw stolen-base column cannot see it at all.</w:t>
+        <w:t>Josh Naylor remains the clearest illustration, and the trajectory is more interesting than the single season: 2023, 25.8 ft/s and Steal+ +0.1 at the 45th percentile; 2025, 24.4 ft/s and Steal+ +12.0 at the 99th; 2026 to date, 24.6 ft/s and the largest Burst of his career at +2.1 ft. His sprint speed declined across that span while his ground gained rose monotonically from 13.9 to 16.5 feet. That is a single case and it is confounded by role, opportunity and team, so it cannot carry a causal claim on its own — but it is exactly the pattern the model was built to be able to see, and a raw stolen-base column cannot see it at all.</w:t>
       </w:r>
     </w:p>
     <w:p>

--- a/Naylor_Model_Results_and_Discussion.docx
+++ b/Naylor_Model_Results_and_Discussion.docx
@@ -994,7 +994,7 @@
           <w:i w:val="0"/>
           <w:sz w:val="19"/>
         </w:rPr>
-        <w:t>The signs are the whole story. a₁ is positive — faster runners succeed more, as expected — but it fell by 48% across the rule change. b₁ is NEGATIVE in every era: faster runners gain LESS ground before the ball arrives. That single negative sign is the reason a speed adjustment is required at all, and Section 3.3 discusses why the sign points that way.</w:t>
+        <w:t>The signs are the whole story. a₁ is positive — faster runners succeed more, as expected — but it fell by 48% across the rule change. b₁ is NEGATIVE in every era: faster runners gain LESS ground before the pitcher releases the ball. That single negative sign is the reason a speed adjustment is required at all, and Section 3.3 discusses why the sign points that way.</w:t>
       </w:r>
     </w:p>
     <w:p>
@@ -11498,7 +11498,7 @@
           <w:i w:val="0"/>
           <w:sz w:val="19"/>
         </w:rPr>
-        <w:t>Ground gained is measured from the pitcher's first move until the pitch reaches the catcher — a roughly fixed time window. A slower runner compensates for lacking top speed by taking a larger primary lead and a more aggressive secondary, and by committing earlier. Within a fixed window, that produces more feet. A faster runner does not need to buy position in advance; he can afford a conservative lead and still arrive, so he covers less ground in that same window while remaining more likely to be safe. Ground gained thus mixes two different things: how good the jump was, and how much the runner needed one.</w:t>
+        <w:t>Ground gained is measured from the pitcher's first move until the pitcher's release — a roughly fixed time window. A slower runner compensates for lacking top speed by taking a larger primary lead and a more aggressive secondary, and by committing earlier. Within a fixed window, that produces more feet. A faster runner does not need to buy position in advance; he can afford a conservative lead and still arrive, so he covers less ground in that same window while remaining more likely to be safe. Ground gained thus mixes two different things: how good the jump was, and how much the runner needed one.</w:t>
       </w:r>
     </w:p>
     <w:p>
